--- a/Document_Outlines/Input data - systems/Boiler_template_V2.0.docx
+++ b/Document_Outlines/Input data - systems/Boiler_template_V2.0.docx
@@ -2160,6 +2160,45 @@
           </w:p>
         </w:tc>
       </w:tr>
+      <w:tr>
+        <w:trPr>
+          <w:tblCellSpacing w:w="15" w:type="dxa"/>
+        </w:trPr>
+        <w:tc>
+          <w:tcPr>
+            <w:tcW w:w="0" w:type="auto"/>
+            <w:vAlign w:val="center"/>
+            <w:hideMark/>
+          </w:tcPr>
+          <w:p>
+            <w:r>
+              <w:t>DSEAR risk assessment for fuel supply, combustion air and any hot-works interaction</w:t>
+            </w:r>
+          </w:p>
+        </w:tc>
+        <w:tc>
+          <w:tcPr>
+            <w:tcW w:w="0" w:type="auto"/>
+            <w:vAlign w:val="center"/>
+            <w:hideMark/>
+          </w:tcPr>
+          <w:p>
+            <w:r/>
+          </w:p>
+        </w:tc>
+        <w:tc>
+          <w:tcPr>
+            <w:tcW w:w="0" w:type="auto"/>
+            <w:vAlign w:val="center"/>
+            <w:hideMark/>
+          </w:tcPr>
+          <w:p>
+            <w:r>
+              <w:t>DSEAR</w:t>
+            </w:r>
+          </w:p>
+        </w:tc>
+      </w:tr>
     </w:tbl>
     <w:p>
       <w:pPr>
@@ -3701,6 +3740,17 @@
       </w:pPr>
       <w:r>
         <w:t>Pressure Systems Safety Regulations (PSSR) written scheme of examination updates (if applicable to new boilers)</w:t>
+      </w:r>
+    </w:p>
+    <w:p>
+      <w:pPr>
+        <w:numPr>
+          <w:ilvl w:val="0"/>
+          <w:numId w:val="10"/>
+        </w:numPr>
+      </w:pPr>
+      <w:r>
+        <w:t>Evidence of current PVG Scheme membership for all contractor personnel attending site</w:t>
       </w:r>
     </w:p>
     <w:p/>

--- a/Document_Outlines/Input data - systems/Boiler_template_V2.0.docx
+++ b/Document_Outlines/Input data - systems/Boiler_template_V2.0.docx
@@ -3751,6 +3751,17 @@
       </w:pPr>
       <w:r>
         <w:t>Evidence of current PVG Scheme membership for all contractor personnel attending site</w:t>
+      </w:r>
+    </w:p>
+    <w:p>
+      <w:pPr>
+        <w:numPr>
+          <w:ilvl w:val="0"/>
+          <w:numId w:val="10"/>
+        </w:numPr>
+      </w:pPr>
+      <w:r>
+        <w:t>Where works are in, adjacent to, above or below a room housing ionising-radiation imaging equipment (CT, X-ray, fluoroscopy, nuclear medicine): confirm Radiation Protection Adviser (RPA) sign-off on shielding integrity per the Room/Ward/Theatre Refresh checklist - a separate gate from HAI-SCRIBE, not covered by it</w:t>
       </w:r>
     </w:p>
     <w:p/>

--- a/Document_Outlines/Input data - systems/Boiler_template_V2.0.docx
+++ b/Document_Outlines/Input data - systems/Boiler_template_V2.0.docx
@@ -2195,6 +2195,45 @@
           <w:p>
             <w:r>
               <w:t>DSEAR</w:t>
+            </w:r>
+          </w:p>
+        </w:tc>
+      </w:tr>
+      <w:tr>
+        <w:trPr>
+          <w:tblCellSpacing w:w="15" w:type="dxa"/>
+        </w:trPr>
+        <w:tc>
+          <w:tcPr>
+            <w:tcW w:w="0" w:type="auto"/>
+            <w:vAlign w:val="center"/>
+            <w:hideMark/>
+          </w:tcPr>
+          <w:p>
+            <w:r>
+              <w:t>Gas Safety (Installation and Use) Regulations 1998 compliance evidence for gas-fired plant</w:t>
+            </w:r>
+          </w:p>
+        </w:tc>
+        <w:tc>
+          <w:tcPr>
+            <w:tcW w:w="0" w:type="auto"/>
+            <w:vAlign w:val="center"/>
+            <w:hideMark/>
+          </w:tcPr>
+          <w:p>
+            <w:r/>
+          </w:p>
+        </w:tc>
+        <w:tc>
+          <w:tcPr>
+            <w:tcW w:w="0" w:type="auto"/>
+            <w:vAlign w:val="center"/>
+            <w:hideMark/>
+          </w:tcPr>
+          <w:p>
+            <w:r>
+              <w:t>Gas Safety (Installation and Use) Regulations 1998</w:t>
             </w:r>
           </w:p>
         </w:tc>

--- a/Document_Outlines/Input data - systems/Boiler_template_V2.0.docx
+++ b/Document_Outlines/Input data - systems/Boiler_template_V2.0.docx
@@ -1798,7 +1798,7 @@
           </w:tcPr>
           <w:p>
             <w:r>
-              <w:t>Building Regulations / statutory compliance information</w:t>
+              <w:t>Building Warrant / Building (Scotland) Regulations 2004 compliance information (Schedule 3 where the works affect an existing occupied building)</w:t>
             </w:r>
           </w:p>
         </w:tc>
